--- a/Documents/Literature Review.docx
+++ b/Documents/Literature Review.docx
@@ -32,7 +32,7 @@
           <w:kern w:val="2"/>
           <w:sz w:val="24"/>
           <w:szCs w:val="24"/>
-          <w:lang w:val="en-GB" w:eastAsia="en-US"/>
+          <w:lang w:val="en-GB"/>
           <w14:ligatures w14:val="standardContextual"/>
         </w:rPr>
         <w:id w:val="789328322"/>
@@ -837,7 +837,6 @@
         <w:rPr>
           <w:rFonts w:eastAsiaTheme="minorEastAsia"/>
           <w:noProof/>
-          <w:lang/>
         </w:rPr>
       </w:pPr>
       <w:r>
@@ -916,7 +915,6 @@
         <w:rPr>
           <w:rFonts w:eastAsiaTheme="minorEastAsia"/>
           <w:noProof/>
-          <w:lang/>
         </w:rPr>
       </w:pPr>
       <w:hyperlink w:anchor="_Toc223443049" w:history="1">
@@ -986,7 +984,6 @@
         <w:rPr>
           <w:rFonts w:eastAsiaTheme="minorEastAsia"/>
           <w:noProof/>
-          <w:lang/>
         </w:rPr>
       </w:pPr>
       <w:hyperlink w:anchor="_Toc223443050" w:history="1">
@@ -1074,7 +1071,13 @@
       </w:pPr>
       <w:bookmarkStart w:id="0" w:name="_Toc223440209"/>
       <w:r>
-        <w:t>1 Introduction</w:t>
+        <w:t xml:space="preserve">1 </w:t>
+      </w:r>
+      <w:r>
+        <w:t xml:space="preserve">Literature review </w:t>
+      </w:r>
+      <w:r>
+        <w:t>Introduction</w:t>
       </w:r>
       <w:bookmarkEnd w:id="0"/>
     </w:p>
@@ -1268,24 +1271,14 @@
       <w:r>
         <w:t xml:space="preserve">Figure </w:t>
       </w:r>
-      <w:r>
-        <w:fldChar w:fldCharType="begin"/>
-      </w:r>
-      <w:r>
-        <w:instrText xml:space="preserve"> SEQ Figure \* ARABIC </w:instrText>
-      </w:r>
-      <w:r>
-        <w:fldChar w:fldCharType="separate"/>
-      </w:r>
-      <w:r>
-        <w:rPr>
-          <w:noProof/>
-        </w:rPr>
-        <w:t>1</w:t>
-      </w:r>
-      <w:r>
-        <w:fldChar w:fldCharType="end"/>
-      </w:r>
+      <w:fldSimple w:instr=" SEQ Figure \* ARABIC ">
+        <w:r>
+          <w:rPr>
+            <w:noProof/>
+          </w:rPr>
+          <w:t>1</w:t>
+        </w:r>
+      </w:fldSimple>
       <w:r>
         <w:t xml:space="preserve"> Bit-Map Terrain Generation </w:t>
       </w:r>
@@ -1365,24 +1358,14 @@
       <w:r>
         <w:t xml:space="preserve">Figure </w:t>
       </w:r>
-      <w:r>
-        <w:fldChar w:fldCharType="begin"/>
-      </w:r>
-      <w:r>
-        <w:instrText xml:space="preserve"> SEQ Figure \* ARABIC </w:instrText>
-      </w:r>
-      <w:r>
-        <w:fldChar w:fldCharType="separate"/>
-      </w:r>
-      <w:r>
-        <w:rPr>
-          <w:noProof/>
-        </w:rPr>
-        <w:t>2</w:t>
-      </w:r>
-      <w:r>
-        <w:fldChar w:fldCharType="end"/>
-      </w:r>
+      <w:fldSimple w:instr=" SEQ Figure \* ARABIC ">
+        <w:r>
+          <w:rPr>
+            <w:noProof/>
+          </w:rPr>
+          <w:t>2</w:t>
+        </w:r>
+      </w:fldSimple>
       <w:r>
         <w:t xml:space="preserve"> Perlin Noise </w:t>
       </w:r>
@@ -1601,24 +1584,14 @@
       <w:r>
         <w:t xml:space="preserve">Figure </w:t>
       </w:r>
-      <w:r>
-        <w:fldChar w:fldCharType="begin"/>
-      </w:r>
-      <w:r>
-        <w:instrText xml:space="preserve"> SEQ Figure \* ARABIC </w:instrText>
-      </w:r>
-      <w:r>
-        <w:fldChar w:fldCharType="separate"/>
-      </w:r>
-      <w:r>
-        <w:rPr>
-          <w:noProof/>
-        </w:rPr>
-        <w:t>3</w:t>
-      </w:r>
-      <w:r>
-        <w:fldChar w:fldCharType="end"/>
-      </w:r>
+      <w:fldSimple w:instr=" SEQ Figure \* ARABIC ">
+        <w:r>
+          <w:rPr>
+            <w:noProof/>
+          </w:rPr>
+          <w:t>3</w:t>
+        </w:r>
+      </w:fldSimple>
       <w:r>
         <w:t xml:space="preserve"> An example of a graph grammar rule </w:t>
       </w:r>
@@ -1702,24 +1675,14 @@
       <w:r>
         <w:t xml:space="preserve">Figure </w:t>
       </w:r>
-      <w:r>
-        <w:fldChar w:fldCharType="begin"/>
-      </w:r>
-      <w:r>
-        <w:instrText xml:space="preserve"> SEQ Figure \* ARABIC </w:instrText>
-      </w:r>
-      <w:r>
-        <w:fldChar w:fldCharType="separate"/>
-      </w:r>
-      <w:r>
-        <w:rPr>
-          <w:noProof/>
-        </w:rPr>
-        <w:t>4</w:t>
-      </w:r>
-      <w:r>
-        <w:fldChar w:fldCharType="end"/>
-      </w:r>
+      <w:fldSimple w:instr=" SEQ Figure \* ARABIC ">
+        <w:r>
+          <w:rPr>
+            <w:noProof/>
+          </w:rPr>
+          <w:t>4</w:t>
+        </w:r>
+      </w:fldSimple>
       <w:r>
         <w:t xml:space="preserve"> Shape grammar a) alphabet, b) rules and c) output </w:t>
       </w:r>
@@ -4275,7 +4238,7 @@
         <w:kern w:val="2"/>
         <w:sz w:val="24"/>
         <w:szCs w:val="24"/>
-        <w:lang w:eastAsia="en-US" w:bidi="ar-SA"/>
+        <w:lang w:val="en-150" w:eastAsia="en-US" w:bidi="ar-SA"/>
         <w14:ligatures w14:val="standardContextual"/>
       </w:rPr>
     </w:rPrDefault>
@@ -5260,7 +5223,6 @@
       <w:kern w:val="0"/>
       <w:sz w:val="32"/>
       <w:szCs w:val="32"/>
-      <w:lang/>
       <w14:ligatures w14:val="none"/>
     </w:rPr>
   </w:style>
